--- a/por/docx/17.content.docx
+++ b/por/docx/17.content.docx
@@ -214,7 +214,7 @@
         <w:rPr>
           <w:lang w:val="pt_PT" w:bidi="pt_PT"/>
         </w:rPr>
-        <w:t xml:space="preserve"> Isto aconteceu nos dias de Assuero,1 que reinava sobre 127 províncias, estendendo-se da Índia até a Etiópia.</w:t>
+        <w:t xml:space="preserve"> Isto aconteceu nos dias de Assuero, que governava 127 províncias, desde a Índia até a Etiópia.</w:t>
       </w:r>
     </w:p>
     <w:p>
@@ -256,7 +256,7 @@
         <w:rPr>
           <w:lang w:val="pt_PT" w:bidi="pt_PT"/>
         </w:rPr>
-        <w:t xml:space="preserve"> No terceiro ano do seu reinado, ofereceu um grande banquete a todos os seus príncipes e servos; estavam presentes os comandantes da Pérsia e da Média, bem como os nobres e governadores das províncias.</w:t>
+        <w:t xml:space="preserve"> No terceiro ano do seu reinado, ofereceu um grande banquete a todos os seus príncipes e servos. Estavam presentes os comandantes da Pérsia e da Média, bem como os nobres e governadores das províncias.</w:t>
       </w:r>
     </w:p>
     <w:p>
@@ -277,7 +277,7 @@
         <w:rPr>
           <w:lang w:val="pt_PT" w:bidi="pt_PT"/>
         </w:rPr>
-        <w:t xml:space="preserve"> Durante 180 dias, exibiu as riquezas da glória do seu império e o esplendor da sua magnífica grandeza.</w:t>
+        <w:t xml:space="preserve"> Durante 180 dias, ele mostrou as riquezas do seu reino e a grandeza do seu poder.</w:t>
       </w:r>
     </w:p>
     <w:p>
@@ -298,7 +298,7 @@
         <w:rPr>
           <w:lang w:val="pt_PT" w:bidi="pt_PT"/>
         </w:rPr>
-        <w:t xml:space="preserve"> Concluídos aqueles dias, o rei promoveu outro banquete, que durou sete dias, no pátio do jardim do palácio real, para todo o povo que se achava em Susã, do maior ao menor.</w:t>
+        <w:t xml:space="preserve"> Depois desses dias, o rei deu outro banquete, que durou sete dias, no jardim do palácio real, para todo o povo que estava em Susã, desde os mais importantes até os mais simples.</w:t>
       </w:r>
     </w:p>
     <w:p>
@@ -319,7 +319,7 @@
         <w:rPr>
           <w:lang w:val="pt_PT" w:bidi="pt_PT"/>
         </w:rPr>
-        <w:t xml:space="preserve"> O ambiente estava adornado com tecidos brancos, verdes e azuis, presos por cordões de linho fino e púrpura a argolas de prata fixadas em colunas de mármore. Havia leitos de ouro e de prata sobre um pavimento de pórfiro, mármore, alabastro e pedras de várias cores.</w:t>
+        <w:t xml:space="preserve"> Havia tecidos brancos, verdes e azuis, presos com cordões de linho fino e púrpura em argolas de prata ligadas a colunas de mármore. Havia sofás de ouro e prata sobre um piso feito de mármore e pedras de várias cores.</w:t>
       </w:r>
     </w:p>
     <w:p>
@@ -361,7 +361,7 @@
         <w:rPr>
           <w:lang w:val="pt_PT" w:bidi="pt_PT"/>
         </w:rPr>
-        <w:t xml:space="preserve"> As pessoas bebiam sem imposição alguma; ninguém era forçado, pois o rei havia ordenado aos oficiais da sua casa que servissem a cada um conforme a sua vontade.</w:t>
+        <w:t xml:space="preserve"> As pessoas podiam beber como quisessem. Ninguém era obrigado, pois o rei tinha ordenado aos seus oficiais que atendessem cada pessoa como ela desejasse.</w:t>
       </w:r>
     </w:p>
     <w:p>
@@ -424,7 +424,7 @@
         <w:rPr>
           <w:lang w:val="pt_PT" w:bidi="pt_PT"/>
         </w:rPr>
-        <w:t xml:space="preserve"> que trouxessem a rainha Vasti, com a coroa real, à sua presença para mostrar aos povos e aos príncipes a beleza dela, pois era bela à vista.</w:t>
+        <w:t xml:space="preserve"> que trouxessem a rainha Vasti usando a coroa real, para que o povo e os nobres vissem a sua beleza, porque ela era muito bonita.</w:t>
       </w:r>
     </w:p>
     <w:p>
@@ -445,7 +445,7 @@
         <w:rPr>
           <w:lang w:val="pt_PT" w:bidi="pt_PT"/>
         </w:rPr>
-        <w:t xml:space="preserve"> Porém a rainha Vasti não quis vir segundo a ordem do rei transmitida pelos eunucos; então o rei se enfureceu intensamente, e a sua ira se acendeu.</w:t>
+        <w:t xml:space="preserve"> Porém a rainha Vasti não quis vir segundo a ordem do rei transmitida pelos eunucos. Então o rei se enfureceu intensamente, e a sua ira se acendeu.</w:t>
       </w:r>
     </w:p>
     <w:p>
@@ -466,7 +466,7 @@
         <w:rPr>
           <w:lang w:val="pt_PT" w:bidi="pt_PT"/>
         </w:rPr>
-        <w:t xml:space="preserve"> Como era costume tratar os assuntos reais com os sábios entendidos na lei e no direito, o rei consultou os que conheciam os tempos e os procedimentos do reino.</w:t>
+        <w:t xml:space="preserve"> Como era costume consultar os conhecedores das leis e dos assuntos do reino, o rei pediu conselho aos homens mais sábios.</w:t>
       </w:r>
     </w:p>
     <w:p>
@@ -487,7 +487,7 @@
         <w:rPr>
           <w:lang w:val="pt_PT" w:bidi="pt_PT"/>
         </w:rPr>
-        <w:t xml:space="preserve"> Eram eles Carsena, Setar, Admata, Társis, Meres, Marsena e Memucã, os sete príncipes da Pérsia e da Média que tinham acesso direto ao rei e ocupavam os primeiros lugares no império.</w:t>
+        <w:t xml:space="preserve"> Eram eles Carsena, Setar, Admata, Társis, Meres, Marsena e Memucã, os sete nobres da Pérsia e da Média que tinham acesso direto ao rei e ocupavam os primeiros lugares no império.</w:t>
       </w:r>
     </w:p>
     <w:p>
@@ -508,7 +508,7 @@
         <w:rPr>
           <w:lang w:val="pt_PT" w:bidi="pt_PT"/>
         </w:rPr>
-        <w:t xml:space="preserve"> Ele lhes perguntou: "Segundo a lei, o que se deve fazer à rainha Vasti por não ter cumprido a ordem do rei Assuero, transmitida pelos eunucos?".</w:t>
+        <w:t xml:space="preserve"> Ele lhes perguntou: “Segundo a lei, o que se deve fazer à rainha Vasti por não ter cumprido a ordem do rei Assuero, transmitida pelos eunucos?”.</w:t>
       </w:r>
     </w:p>
     <w:p>
@@ -529,7 +529,7 @@
         <w:rPr>
           <w:lang w:val="pt_PT" w:bidi="pt_PT"/>
         </w:rPr>
-        <w:t xml:space="preserve"> Memucã respondeu diante do rei e dos príncipes: "A rainha Vasti não agiu mal apenas contra o rei, mas também contra todos os príncipes e todos os povos que há em todas as províncias do rei.</w:t>
+        <w:t xml:space="preserve"> Memucã respondeu diante do rei e dos nobres: “A rainha Vasti não agiu mal apenas contra o rei, mas também contra todos os nobres e todos os povos que há em todas as províncias do rei.</w:t>
       </w:r>
     </w:p>
     <w:p>
@@ -550,7 +550,7 @@
         <w:rPr>
           <w:lang w:val="pt_PT" w:bidi="pt_PT"/>
         </w:rPr>
-        <w:t xml:space="preserve"> Esta conduta da rainha será conhecida por todas as mulheres, e elas desprezarão seus maridos, dizendo: 'O rei Assuero ordenou que a rainha Vasti viesse à sua presença, mas ela não veio'.</w:t>
+        <w:t xml:space="preserve"> O que a rainha fez será conhecido por todas as mulheres, e elas passarão a tratar seus maridos com desprezo, dizendo: ‘O rei Assuero mandou chamar a rainha Vasti, mas ela não quis ir’.</w:t>
       </w:r>
     </w:p>
     <w:p>
@@ -571,7 +571,7 @@
         <w:rPr>
           <w:lang w:val="pt_PT" w:bidi="pt_PT"/>
         </w:rPr>
-        <w:t xml:space="preserve"> Ainda hoje as nobres da Pérsia e da Média, ao ouvirem o que a rainha fez, falarão da mesma maneira a todos os príncipes do rei; e assim haverá grande desprezo e indignação.</w:t>
+        <w:t xml:space="preserve"> Hoje mesmo as mulheres nobres da Pérsia e da Média, ao ouvirem o que a rainha fez, falarão da mesma maneira aos maridos, causando muito desrespeito e discussão.</w:t>
       </w:r>
     </w:p>
     <w:p>
@@ -592,7 +592,7 @@
         <w:rPr>
           <w:lang w:val="pt_PT" w:bidi="pt_PT"/>
         </w:rPr>
-        <w:t xml:space="preserve"> Se parecer bem ao rei, que ele emita um decreto real, escrito nas leis irrevogáveis da Pérsia e da Média, determinando que Vasti não entre mais na presença do rei Assuero; e que o rei dê o seu lugar de rainha a outra melhor do que ela.</w:t>
+        <w:t xml:space="preserve"> Se o rei achar bom, que seja feito um decreto real e escrito nas leis da Pérsia e da Média, que não podem ser mudadas: que Vasti nunca mais entre na presença do rei Assuero, e que o rei dê sua posição de rainha à outra mulher melhor do que ela.</w:t>
       </w:r>
     </w:p>
     <w:p>
@@ -613,7 +613,7 @@
         <w:rPr>
           <w:lang w:val="pt_PT" w:bidi="pt_PT"/>
         </w:rPr>
-        <w:t xml:space="preserve"> Quando este decreto for proclamado em todo o seu reino, todas as mulheres darão honra aos seus maridos, do maior ao menor".</w:t>
+        <w:t xml:space="preserve"> Quando este decreto for anunciado em todo o reino, todas as mulheres respeitarão seus maridos, tanto os mais importantes quanto os mais simples”.</w:t>
       </w:r>
     </w:p>
     <w:p>
@@ -634,7 +634,7 @@
         <w:rPr>
           <w:lang w:val="pt_PT" w:bidi="pt_PT"/>
         </w:rPr>
-        <w:t xml:space="preserve"> O parecer agradou ao rei e aos príncipes, e o rei fez conforme a palavra de Memucã.</w:t>
+        <w:t xml:space="preserve"> O conselho agradou ao rei e aos príncipes, e o rei fez conforme a palavra de Memucã.</w:t>
       </w:r>
     </w:p>
     <w:p>
@@ -655,7 +655,7 @@
         <w:rPr>
           <w:lang w:val="pt_PT" w:bidi="pt_PT"/>
         </w:rPr>
-        <w:t xml:space="preserve"> Em seguida, enviou cartas a todas as províncias do reino, a cada província segundo a sua escrita e a cada povo segundo a sua língua, estabelecendo que cada homem governasse em sua casa e falasse conforme a língua do seu próprio povo.</w:t>
+        <w:t xml:space="preserve"> Depois disso, o rei enviou cartas a todas as províncias, cada uma em sua própria escrita e língua. A ordem dizia que cada homem deveria governar a sua família e falar a língua do seu próprio povo.</w:t>
       </w:r>
     </w:p>
     <w:p>
@@ -692,7 +692,7 @@
         <w:rPr>
           <w:lang w:val="pt_PT" w:bidi="pt_PT"/>
         </w:rPr>
-        <w:t xml:space="preserve"> Depois desses acontecimentos, cessada a ira do rei Assuero, ele ainda se lembrava de Vasti, do que ela tinha feito e do decreto que ele tinha emitido contra ela.</w:t>
+        <w:t xml:space="preserve"> Depois desses acontecimentos, quando a raiva do rei Assuero passou, ele se lembrou de Vasti, do que ela havia feito e da decisão que tinha tomado a respeito dela.</w:t>
       </w:r>
     </w:p>
     <w:p>
@@ -713,7 +713,7 @@
         <w:rPr>
           <w:lang w:val="pt_PT" w:bidi="pt_PT"/>
         </w:rPr>
-        <w:t xml:space="preserve"> Então os conselheiros do rei sugeriram: "Ó rei, mande buscar as mais belas virgens do reino.</w:t>
+        <w:t xml:space="preserve"> Então os conselheiros do rei sugeriram: “Ó rei, mande buscar as mais belas virgens do reino.</w:t>
       </w:r>
     </w:p>
     <w:p>
@@ -734,7 +734,7 @@
         <w:rPr>
           <w:lang w:val="pt_PT" w:bidi="pt_PT"/>
         </w:rPr>
-        <w:t xml:space="preserve"> Nomeie oficiais em todas as províncias para que tragam essas moças ao harém na fortaleza de Susã. Hegai, o eunuco encarregado do harém, tomará conta delas e providenciará seu tratamento de beleza".</w:t>
+        <w:t xml:space="preserve"> Nomeie oficiais em todas as províncias para reunir essas moças no harém da fortaleza de Susã. Hegai, o eunuco responsável por elas, cuidará delas e lhes dará os tratamentos de beleza”.</w:t>
       </w:r>
     </w:p>
     <w:p>
@@ -755,7 +755,7 @@
         <w:rPr>
           <w:lang w:val="pt_PT" w:bidi="pt_PT"/>
         </w:rPr>
-        <w:t xml:space="preserve"> Disseram ainda: "A moça que mais agradar ao rei ocupará o lugar de Vasti como rainha". O rei achou boa a proposta e a pôs em prática.</w:t>
+        <w:t xml:space="preserve"> Disseram ainda: “A moça que mais agradar ao rei ocupará o lugar de Vasti como rainha”. O rei achou boa a proposta e a pôs em prática.</w:t>
       </w:r>
     </w:p>
     <w:p>
@@ -797,7 +797,7 @@
         <w:rPr>
           <w:lang w:val="pt_PT" w:bidi="pt_PT"/>
         </w:rPr>
-        <w:t xml:space="preserve"> Ele havia sido levado de Jerusalém para o exílio pelo rei Nabucodonosor da Babilônia, junto com Joaquim, rei de Judá.</w:t>
+        <w:t xml:space="preserve"> Ele estava entre os que tinham sido levados de Jerusalém para o exílio por Nabucodonosor, rei da Babilônia, junto com Joaquim, rei de Judá.</w:t>
       </w:r>
     </w:p>
     <w:p>
@@ -818,7 +818,7 @@
         <w:rPr>
           <w:lang w:val="pt_PT" w:bidi="pt_PT"/>
         </w:rPr>
-        <w:t xml:space="preserve"> Mardoqueu tinha criado sua prima Hadassa, também chamada Ester, porque os pais dela haviam morrido. Ester era muito bela, e Mardoqueu a tratava como filha.</w:t>
+        <w:t xml:space="preserve"> Mardoqueu tinha criado sua prima Hadassa, também chamada Ester, porque os pais dela haviam morrido. Ester era muito bonita, e Mardoqueu a tratava como filha.</w:t>
       </w:r>
     </w:p>
     <w:p>
@@ -860,7 +860,7 @@
         <w:rPr>
           <w:lang w:val="pt_PT" w:bidi="pt_PT"/>
         </w:rPr>
-        <w:t xml:space="preserve"> Ela encontrou favor diante de Hegai, que prontamente lhe providenciou seus cosméticos e suas porções especiais. Ele lhe designou sete moças escolhidas do palácio e a transferiu, com suas companheiras, para o melhor lugar do harém.</w:t>
+        <w:t xml:space="preserve"> Hegai gostou de Ester e a tratou com bondade. Ele rapidamente lhe deu os cosméticos e a alimentação especial, escolheu sete servas do palácio para servi-la e a levou, junto com elas, para a melhor parte do harém.</w:t>
       </w:r>
     </w:p>
     <w:p>
@@ -902,7 +902,7 @@
         <w:rPr>
           <w:lang w:val="pt_PT" w:bidi="pt_PT"/>
         </w:rPr>
-        <w:t xml:space="preserve"> Todos os dias, Mardoqueu caminhava junto ao pátio do harém para saber como Ester estava e o que se passava com ela.</w:t>
+        <w:t xml:space="preserve"> Todos os dias, Mardoqueu andava perto do pátio do harém para saber como Ester estava e o que acontecia com ela.</w:t>
       </w:r>
     </w:p>
     <w:p>
@@ -965,7 +965,7 @@
         <w:rPr>
           <w:lang w:val="pt_PT" w:bidi="pt_PT"/>
         </w:rPr>
-        <w:t xml:space="preserve"> À tarde, ela ia aos aposentos reais, e na manhã seguinte retornava a outra parte do harém, sob os cuidados de Saasgaz, o eunuco responsável pelas concubinas. Ela só voltaria a ver o rei se ele se agradasse dela e a chamasse pelo nome.</w:t>
+        <w:t xml:space="preserve"> À tarde, ela ia ao palácio do rei, e na manhã seguinte era levada para outra parte do harém, aos cuidados de Saasgaz, o eunuco responsável pelas concubinas. Ela só voltaria ao rei se ele a chamasse pelo nome.</w:t>
       </w:r>
     </w:p>
     <w:p>
@@ -986,7 +986,7 @@
         <w:rPr>
           <w:lang w:val="pt_PT" w:bidi="pt_PT"/>
         </w:rPr>
-        <w:t xml:space="preserve"> Ester era filha de Abiail, tio de Mardoqueu, que a havia adotado como filha. Quando chegou sua vez de ir ao rei, ela aceitou os conselhos de Hegai e nada pediu além do que ele recomendou, agradando a todos que a viam.</w:t>
+        <w:t xml:space="preserve"> Ester era filha de Abiail, tio de Mardoqueu, que a havia adotado como filha. Quando chegou sua vez de ir ao rei, ela não pediu nada além do que Hegai recomendou, agradando a todos que a viam.</w:t>
       </w:r>
     </w:p>
     <w:p>
@@ -1028,7 +1028,7 @@
         <w:rPr>
           <w:lang w:val="pt_PT" w:bidi="pt_PT"/>
         </w:rPr>
-        <w:t xml:space="preserve"> O rei agradou-se mais dela do que de qualquer outra moça e colocou sobre sua cabeça a coroa real, fazendo-a rainha em lugar de Vasti.</w:t>
+        <w:t xml:space="preserve"> O rei gostou de Ester mais do que de todas as outras moças. Então colocou a coroa real sobre sua cabeça e a fez rainha no lugar de Vasti.</w:t>
       </w:r>
     </w:p>
     <w:p>
@@ -1049,7 +1049,7 @@
         <w:rPr>
           <w:lang w:val="pt_PT" w:bidi="pt_PT"/>
         </w:rPr>
-        <w:t xml:space="preserve"> Para comemorar, Assuero ofereceu um grande banquete em honra de Ester, convidando todos os seus oficiais e nobres, decretou feriado em todas as províncias e distribuiu presentes generosos.</w:t>
+        <w:t xml:space="preserve"> Para comemorar, Assuero ofereceu um grande banquete em honra de Ester para todos os seus oficiais e nobres. Também declarou feriado em todas as províncias e distribuiu presentes com generosidade.</w:t>
       </w:r>
     </w:p>
     <w:p>
@@ -1070,7 +1070,7 @@
         <w:rPr>
           <w:lang w:val="pt_PT" w:bidi="pt_PT"/>
         </w:rPr>
-        <w:t xml:space="preserve"> Durante o tempo em que as moças se encontravam na outra parte do harém, Mardoqueu ocupava um cargo no palácio.</w:t>
+        <w:t xml:space="preserve"> Quando as moças foram reunidas pela segunda vez, Mardoqueu estava exercendo suas funções junto à porta do palácio.</w:t>
       </w:r>
     </w:p>
     <w:p>
@@ -1091,7 +1091,7 @@
         <w:rPr>
           <w:lang w:val="pt_PT" w:bidi="pt_PT"/>
         </w:rPr>
-        <w:t xml:space="preserve"> Ester continuava a manter segredo sobre sua origem e seu povo, obedecendo a Mardoqueu, como havia feito quando ainda estava sob sua tutela.</w:t>
+        <w:t xml:space="preserve"> Ester continuava sem revelar sua origem nem o seu povo, obedecendo a Mardoqueu, como fazia quando ainda era criada por ele.</w:t>
       </w:r>
     </w:p>
     <w:p>
@@ -1154,7 +1154,7 @@
         <w:rPr>
           <w:lang w:val="pt_PT" w:bidi="pt_PT"/>
         </w:rPr>
-        <w:t xml:space="preserve"> Após investigação, constatou-se que a trama era verdadeira, e os dois conspiradores foram enforcados. Tudo isso foi registrado no Livro da História do Reinado de Assuero, como registro oficial da verdade desses acontecimentos.</w:t>
+        <w:t xml:space="preserve"> Depois da investigação, confirmou-se que a denúncia era verdadeira, e os dois conspiradores foram enforcados. Tudo foi registrado no Livro da História do Reinado de Assuero, na presença do rei.</w:t>
       </w:r>
     </w:p>
     <w:p>
@@ -1191,7 +1191,7 @@
         <w:rPr>
           <w:lang w:val="pt_PT" w:bidi="pt_PT"/>
         </w:rPr>
-        <w:t xml:space="preserve"> Depois desses acontecimentos, o rei Assuero engrandeceu Hamã, filho do agagita Hamedata, elevando-o, e colocou o seu trono acima de todos os príncipes que estavam com ele.</w:t>
+        <w:t xml:space="preserve"> Depois desses acontecimentos, o rei Assuero promoveu Hamã, filho de Hamedata, o agagita, e deu-lhe uma posição acima de todos os outros nobres.</w:t>
       </w:r>
     </w:p>
     <w:p>
@@ -1233,7 +1233,7 @@
         <w:rPr>
           <w:lang w:val="pt_PT" w:bidi="pt_PT"/>
         </w:rPr>
-        <w:t xml:space="preserve"> Então os servos do rei lhe perguntaram: "Por que você transgride a ordem do rei?".</w:t>
+        <w:t xml:space="preserve"> Então os servos do rei lhe perguntaram: “Por que você não obedece à ordem do rei?”.</w:t>
       </w:r>
     </w:p>
     <w:p>
@@ -1254,7 +1254,7 @@
         <w:rPr>
           <w:lang w:val="pt_PT" w:bidi="pt_PT"/>
         </w:rPr>
-        <w:t xml:space="preserve"> Dia após dia lhe falavam, mas ele não lhes dava ouvidos; antes, declarava que era judeu. Por isso, comunicaram o fato a Hamã, para ver se as palavras de Mardoqueu prevaleceriam.</w:t>
+        <w:t xml:space="preserve"> Todos os dias falavam com ele, mas Mardoqueu não lhes dava atenção. Como ele havia dito que era judeu, contaram o caso a Hamã para ver se sua atitude seria tolerada.</w:t>
       </w:r>
     </w:p>
     <w:p>
@@ -1275,7 +1275,7 @@
         <w:rPr>
           <w:lang w:val="pt_PT" w:bidi="pt_PT"/>
         </w:rPr>
-        <w:t xml:space="preserve"> Quando Hamã viu que Mardoqueu não se inclinava nem se prostrava diante dele, encheu-se de indignação e furor.</w:t>
+        <w:t xml:space="preserve"> Quando Hamã viu que Mardoqueu não se inclinava nem se prostrava diante dele, ficou cheio de raiva.</w:t>
       </w:r>
     </w:p>
     <w:p>
@@ -1296,7 +1296,7 @@
         <w:rPr>
           <w:lang w:val="pt_PT" w:bidi="pt_PT"/>
         </w:rPr>
-        <w:t xml:space="preserve"> No entanto, pareceu-lhe pouco lançar mão somente contra Mardoqueu. Informado sobre o povo ao qual ele pertencia, decidiu destruir todos os judeus — o povo de Mardoqueu — espalhados por todo o reino de Assuero.</w:t>
+        <w:t xml:space="preserve"> Mas Hamã não se contentou em atacar apenas Mardoqueu. Quando soube a que povo ele pertencia, decidiu destruir todos os judeus que viviam no reino de Assuero.</w:t>
       </w:r>
     </w:p>
     <w:p>
@@ -1317,7 +1317,7 @@
         <w:rPr>
           <w:lang w:val="pt_PT" w:bidi="pt_PT"/>
         </w:rPr>
-        <w:t xml:space="preserve"> No primeiro mês, o mês de nisã [aproximadamente março/abril], no décimo segundo ano do reinado de Assuero, lançou-se o pur, isto é, a sorte, diante de Hamã, de dia em dia e de mês em mês, até o décimo segundo mês, o mês de adar [aproximadamente fevereiro/março].</w:t>
+        <w:t xml:space="preserve"> No primeiro mês, o mês de nisã [aproximadamente março/abril], no décimo segundo ano do reinado de Assuero, lançaram o pur, isto é, a sorte, diante de Hamã, para escolher o dia e o mês. A sorte caiu no décimo segundo mês, o mês de adar [aproximadamente fevereiro/março].</w:t>
       </w:r>
     </w:p>
     <w:p>
@@ -1338,7 +1338,7 @@
         <w:rPr>
           <w:lang w:val="pt_PT" w:bidi="pt_PT"/>
         </w:rPr>
-        <w:t xml:space="preserve"> Então Hamã disse ao rei Assuero: "Existe um povo espalhado e dividido entre os povos de todas as províncias do seu reino, cujas leis são diferentes das dos demais, e que não cumpre as leis do rei; por isso, não convém ao rei deixá-lo permanecer.</w:t>
+        <w:t xml:space="preserve"> Então Hamã disse ao rei Assuero: “Existe um povo espalhado e dividido entre os povos de todas as províncias do seu reino, cujas leis são diferentes das dos outros povos e que não obedecem às leis do rei. Por isso, não é bom para o rei deixá-lo viver.</w:t>
       </w:r>
     </w:p>
     <w:p>
@@ -1359,7 +1359,7 @@
         <w:rPr>
           <w:lang w:val="pt_PT" w:bidi="pt_PT"/>
         </w:rPr>
-        <w:t xml:space="preserve"> Se parecer bem ao rei, decrete-se por escrito que esse povo seja destruído; e eu entregarei aproximadamente 350 toneladas1 de prata aos que executarem essa obra, para que sejam recolhidas aos tesouros reais".</w:t>
+        <w:t xml:space="preserve"> Se o rei achar melhor, publique um decreto ordenando a destruição desse povo. Eu também entregarei 350 toneladas de prata aos responsáveis por essa tarefa, para que esse valor seja colocado nos tesouros do reino”.</w:t>
       </w:r>
     </w:p>
     <w:p>
@@ -1401,7 +1401,7 @@
         <w:rPr>
           <w:lang w:val="pt_PT" w:bidi="pt_PT"/>
         </w:rPr>
-        <w:t xml:space="preserve"> E o rei disse a Hamã: "A prata lhe é concedida, como também esse povo, para fazer dele o que for bom aos seus olhos".</w:t>
+        <w:t xml:space="preserve"> E o rei disse a Hamã: “A prata é sua, e também esse povo. Faça com eles o que achar melhor”.</w:t>
       </w:r>
     </w:p>
     <w:p>
@@ -1422,7 +1422,7 @@
         <w:rPr>
           <w:lang w:val="pt_PT" w:bidi="pt_PT"/>
         </w:rPr>
-        <w:t xml:space="preserve"> No décimo terceiro dia do primeiro mês, foram chamados os escribas do rei; e, conforme tudo quanto Hamã ordenou, escreveram-se cartas aos sátrapas do rei, aos governadores de cada província e aos chefes de cada povo, a cada província segundo a sua escrita e a cada povo segundo a sua língua; em nome do rei Assuero se escreveu, e com o anel do rei se selou.</w:t>
+        <w:t xml:space="preserve"> No décimo terceiro dia do primeiro mês, os escribas do rei foram chamados. Eles escreveram tudo o que Hamã ordenou aos governadores e nobres das províncias. As cartas foram escritas na língua e na escrita de cada povo, em nome do rei Assuero, e seladas com o anel real.</w:t>
       </w:r>
     </w:p>
     <w:p>
@@ -1485,7 +1485,7 @@
         <w:rPr>
           <w:lang w:val="pt_PT" w:bidi="pt_PT"/>
         </w:rPr>
-        <w:t xml:space="preserve"> Impelidos pela ordem do rei, os mensageiros partiram apressadamente; e o decreto foi proclamado na fortaleza de Susã. Então o rei e Hamã se sentaram para beber, enquanto a cidade de Susã estava perplexa.</w:t>
+        <w:t xml:space="preserve"> Os mensageiros partiram rapidamente por ordem do rei, e o decreto foi anunciado na fortaleza de Susã. Depois disso, o rei e Hamã se sentaram para beber, enquanto a cidade de Susã ficou em confusão e medo.</w:t>
       </w:r>
     </w:p>
     <w:p>
@@ -1522,7 +1522,7 @@
         <w:rPr>
           <w:lang w:val="pt_PT" w:bidi="pt_PT"/>
         </w:rPr>
-        <w:t xml:space="preserve"> Quando Mardoqueu soube de tudo o que havia sido decretado, rasgou suas vestes, vestiu-se de pano de saco, cobriu a cabeça com cinzas e saiu pela cidade, clamando com grande e amargo lamento.</w:t>
+        <w:t xml:space="preserve"> Quando Mardoqueu soube de tudo o que tinha acontecido, rasgou suas roupas, vestiu pano de saco, colocou cinzas sobre a cabeça e saiu pela cidade, chorando e lamentando em alta voz.</w:t>
       </w:r>
     </w:p>
     <w:p>
@@ -1543,7 +1543,7 @@
         <w:rPr>
           <w:lang w:val="pt_PT" w:bidi="pt_PT"/>
         </w:rPr>
-        <w:t xml:space="preserve"> Aproximou-se da porta do palácio real, mas não pôde entrar, porque ninguém tinha permissão para passar além daquele ponto vestido de pano de saco.</w:t>
+        <w:t xml:space="preserve"> Aproximou-se da porta do palácio real, mas não pôde entrar, porque ninguém vestido de pano de saco tinha permissão para passar além daquele ponto.</w:t>
       </w:r>
     </w:p>
     <w:p>
@@ -1564,7 +1564,7 @@
         <w:rPr>
           <w:lang w:val="pt_PT" w:bidi="pt_PT"/>
         </w:rPr>
-        <w:t xml:space="preserve"> Em cada província onde chegou a ordem do rei com seu decreto, houve grande pranto entre os judeus; eles jejuaram, choraram e lamentaram; muitos se deitaram sobre pano de saco e cinzas.</w:t>
+        <w:t xml:space="preserve"> Em cada província onde chegou a ordem do rei, houve grande tristeza entre os judeus. Eles jejuaram, choraram e lamentaram, e muitos se deitaram sobre pano de saco e cinzas.</w:t>
       </w:r>
     </w:p>
     <w:p>
@@ -1606,7 +1606,7 @@
         <w:rPr>
           <w:lang w:val="pt_PT" w:bidi="pt_PT"/>
         </w:rPr>
-        <w:t xml:space="preserve"> Então Ester mandou chamar Hataque, um dos eunucos do rei designado para ajudá-la, e ordenou que fosse a Mardoqueu para descobrir o que o perturbava e por que agia assim.</w:t>
+        <w:t xml:space="preserve"> Então Ester mandou chamar Hataque, um dos eunucos do rei que servia a ela, e ordenou que fosse falar com Mardoqueu para descobrir o que estava acontecendo e por que ele agia assim.</w:t>
       </w:r>
     </w:p>
     <w:p>
@@ -1648,7 +1648,7 @@
         <w:rPr>
           <w:lang w:val="pt_PT" w:bidi="pt_PT"/>
         </w:rPr>
-        <w:t xml:space="preserve"> Mardoqueu contou-lhe tudo o que lhe havia acontecido, incluindo a oferta de prata que Hamã havia prometido entregar ao tesouro do rei para permitir a destruição dos judeus.</w:t>
+        <w:t xml:space="preserve"> Mardoqueu contou tudo o que havia acontecido e falou também da quantia de prata que Hamã tinha prometido pagar aos tesouros do reino para destruir os judeus.</w:t>
       </w:r>
     </w:p>
     <w:p>
@@ -1669,7 +1669,7 @@
         <w:rPr>
           <w:lang w:val="pt_PT" w:bidi="pt_PT"/>
         </w:rPr>
-        <w:t xml:space="preserve"> Entregou a Hataque uma cópia do decreto que ordenava o extermínio, pedindo que a mostrasse a Ester e a exortasse a interceder junto ao rei em favor do seu povo.</w:t>
+        <w:t xml:space="preserve"> Entregou a Hataque uma cópia do decreto que ordenava a destruição dos judeus, para que a mostrasse a Ester e lhe pedisse que fosse ao rei para pedir misericórdia e falar em favor do seu povo.</w:t>
       </w:r>
     </w:p>
     <w:p>
@@ -1732,7 +1732,7 @@
         <w:rPr>
           <w:lang w:val="pt_PT" w:bidi="pt_PT"/>
         </w:rPr>
-        <w:t xml:space="preserve"> "Todos os servos do rei e o povo das províncias sabem que qualquer pessoa que se apresente diante do rei no pátio interior sem ser chamada será morta, salvo se o rei estender o cetro de ouro. E já faz trinta dias que não sou chamada à presença do rei".</w:t>
+        <w:t xml:space="preserve"> "Todos os servos do rei e o povo das províncias sabem que qualquer homem ou mulher que entrar no pátio interno sem ser chamado será condenado à morte, a menos que o rei estenda o seu cetro de ouro. E já faz trinta dias que não sou chamada para ir à presença do rei”.</w:t>
       </w:r>
     </w:p>
     <w:p>
@@ -1774,7 +1774,7 @@
         <w:rPr>
           <w:lang w:val="pt_PT" w:bidi="pt_PT"/>
         </w:rPr>
-        <w:t xml:space="preserve"> Então Mardoqueu enviou a Ester a seguinte mensagem: "Não pense que só você escapará dentre todos os judeus.</w:t>
+        <w:t xml:space="preserve"> Então Mardoqueu mandou responder a Ester: “Não pense que, por estar no palácio, você será a única entre os judeus que escapará.</w:t>
       </w:r>
     </w:p>
     <w:p>
@@ -1795,7 +1795,7 @@
         <w:rPr>
           <w:lang w:val="pt_PT" w:bidi="pt_PT"/>
         </w:rPr>
-        <w:t xml:space="preserve"> Se você se calar agora, socorro e livramento virão de outra parte para os judeus, mas você e a família de seu pai perecerão. Quem sabe se você não foi colocada na posição de rainha justamente para um momento como este?".</w:t>
+        <w:t xml:space="preserve"> Se você ficar calada neste momento, socorro e libertação virão de outro lugar para os judeus, mas você e a família de seu pai morrerão. E quem sabe se não foi justamente para um momento como este que você chegou à posição de rainha?”.</w:t>
       </w:r>
     </w:p>
     <w:p>
@@ -1837,7 +1837,7 @@
         <w:rPr>
           <w:lang w:val="pt_PT" w:bidi="pt_PT"/>
         </w:rPr>
-        <w:t xml:space="preserve"> "Vá, reúna todos os judeus que estão em Susã e jejuem por mim; não comam nem bebam durante três dias, nem de dia nem de noite. Eu e minhas criadas faremos o mesmo. Depois irei ao rei, mesmo sendo contra a lei; e se eu tiver de morrer, que assim seja".</w:t>
+        <w:t xml:space="preserve"> "Vá, reúna todos os judeus que estão em Susã e jejuem por mim. Não comam nem bebam durante três dias e três noites. Eu e minhas criadas faremos o mesmo. Depois irei ao rei, mesmo que isso seja contra a lei; e se eu tiver de morrer, que assim seja”.</w:t>
       </w:r>
     </w:p>
     <w:p>
@@ -1858,7 +1858,7 @@
         <w:rPr>
           <w:lang w:val="pt_PT" w:bidi="pt_PT"/>
         </w:rPr>
-        <w:t xml:space="preserve"> Então Mardoqueu retirou-se e fez como Ester havia instruído.</w:t>
+        <w:t xml:space="preserve"> Então Mardoqueu foi e fez tudo o que Ester lhe havia ordenado.</w:t>
       </w:r>
     </w:p>
     <w:p>
@@ -1895,7 +1895,7 @@
         <w:rPr>
           <w:lang w:val="pt_PT" w:bidi="pt_PT"/>
         </w:rPr>
-        <w:t xml:space="preserve"> Três dias depois do jejum, Ester pôs suas roupas de rainha e entrou no pátio interno do palácio, em frente ao salão onde o rei estava sentado no trono, voltado para a entrada.</w:t>
+        <w:t xml:space="preserve"> Três dias depois do jejum, Ester vestiu suas roupas de rainha e entrou no pátio interno do palácio, em frente ao salão onde o rei estava sentado no trono, voltado para a entrada.</w:t>
       </w:r>
     </w:p>
     <w:p>
@@ -1916,7 +1916,7 @@
         <w:rPr>
           <w:lang w:val="pt_PT" w:bidi="pt_PT"/>
         </w:rPr>
-        <w:t xml:space="preserve"> Ao vê-la, o rei teve compaixão e estendeu o cetro de ouro. Ester aproximou-se e tocou a ponta do cetro.</w:t>
+        <w:t xml:space="preserve"> Quando a viu, o rei a recebeu com favor e estendeu o cetro de ouro. Ester se aproximou e tocou a ponta do cetro.</w:t>
       </w:r>
     </w:p>
     <w:p>
@@ -1937,7 +1937,7 @@
         <w:rPr>
           <w:lang w:val="pt_PT" w:bidi="pt_PT"/>
         </w:rPr>
-        <w:t xml:space="preserve"> Ele perguntou: "O que foi, rainha Ester? Qual é o seu desejo? Mesmo que peça metade do reino, será atendido".</w:t>
+        <w:t xml:space="preserve"> Ele perguntou: “O que deseja, rainha Ester? Qual é o seu pedido? Mesmo que seja metade do reino, ele será concedido”.</w:t>
       </w:r>
     </w:p>
     <w:p>
@@ -1958,7 +1958,7 @@
         <w:rPr>
           <w:lang w:val="pt_PT" w:bidi="pt_PT"/>
         </w:rPr>
-        <w:t xml:space="preserve"> Ester respondeu: "Se parecer bem ao rei, venha com Hamã ao banquete que preparei para o senhor hoje".</w:t>
+        <w:t xml:space="preserve"> Ester respondeu: “Se parecer bem ao rei, venha com Hamã ao banquete que preparei para o senhor hoje”.</w:t>
       </w:r>
     </w:p>
     <w:p>
@@ -2000,7 +2000,7 @@
         <w:rPr>
           <w:lang w:val="pt_PT" w:bidi="pt_PT"/>
         </w:rPr>
-        <w:t xml:space="preserve"> Durante a refeição, o rei perguntou novamente: "Agora, qual é o seu pedido? Qual é o seu desejo? Eu atenderei, mesmo que seja metade do reino".</w:t>
+        <w:t xml:space="preserve"> Durante o banquete, o rei perguntou novamente: “Qual é o seu pedido? O que você deseja? Mesmo que seja metade do reino, será concedido”.</w:t>
       </w:r>
     </w:p>
     <w:p>
@@ -2021,7 +2021,7 @@
         <w:rPr>
           <w:lang w:val="pt_PT" w:bidi="pt_PT"/>
         </w:rPr>
-        <w:t xml:space="preserve"> Ester respondeu: "Isto é o que peço:</w:t>
+        <w:t xml:space="preserve"> Ester respondeu: “Isto é o que peço:</w:t>
       </w:r>
     </w:p>
     <w:p>
@@ -2042,7 +2042,7 @@
         <w:rPr>
           <w:lang w:val="pt_PT" w:bidi="pt_PT"/>
         </w:rPr>
-        <w:t xml:space="preserve"> Se conto com o favor do rei e se lhe agrada atender meu pedido, venham amanhã, você e Hamã, ao banquete que prepararei. Então revelarei meu desejo".</w:t>
+        <w:t xml:space="preserve"> Se tenho o favor do rei e se ele deseja atender meu pedido, venham amanhã, o rei e Hamã, ao banquete que prepararei. Então responderei à pergunta do rei”.</w:t>
       </w:r>
     </w:p>
     <w:p>
@@ -2063,7 +2063,7 @@
         <w:rPr>
           <w:lang w:val="pt_PT" w:bidi="pt_PT"/>
         </w:rPr>
-        <w:t xml:space="preserve"> Naquele dia, Hamã saiu do palácio contente, mas ficou irado ao ver Mardoqueu sentado à porta, sem se curvar diante dele.</w:t>
+        <w:t xml:space="preserve"> Naquele dia, Hamã saiu alegre e satisfeito do palácio, mas ficou irado ao ver Mardoqueu sentado à porta, sem se curvar diante dele.</w:t>
       </w:r>
     </w:p>
     <w:p>
@@ -2105,7 +2105,7 @@
         <w:rPr>
           <w:lang w:val="pt_PT" w:bidi="pt_PT"/>
         </w:rPr>
-        <w:t xml:space="preserve"> e começou a se vangloriar: falava da sua riqueza, do número de filhos e das honras que havia recebido do rei, exaltando-se acima de todos os outros nobres e oficiais do império.</w:t>
+        <w:t xml:space="preserve"> e começou a se gabar. Falou da sua riqueza, dos seus muitos filhos e de como o rei o havia honrado e colocado acima dos outros nobres e oficiais do reino.</w:t>
       </w:r>
     </w:p>
     <w:p>
@@ -2126,7 +2126,7 @@
         <w:rPr>
           <w:lang w:val="pt_PT" w:bidi="pt_PT"/>
         </w:rPr>
-        <w:t xml:space="preserve"> Acrescentou: "Além disso, fui o único convidado pela rainha Ester para acompanhar o rei ao banquete de hoje, e também estou convidado para o banquete de amanhã.</w:t>
+        <w:t xml:space="preserve"> Acrescentou: “Além disso, fui o único convidado pela rainha Ester para acompanhar o rei ao banquete de hoje, e também estou convidado para o banquete de amanhã.</w:t>
       </w:r>
     </w:p>
     <w:p>
@@ -2147,7 +2147,7 @@
         <w:rPr>
           <w:lang w:val="pt_PT" w:bidi="pt_PT"/>
         </w:rPr>
-        <w:t xml:space="preserve"> Mas nada disso terá valor enquanto eu continuar vendo o judeu Mardoqueu sentado à porta do palácio".</w:t>
+        <w:t xml:space="preserve"> Mas nada disso me satisfaz enquanto eu vir o judeu Mardoqueu sentado à porta do palácio”.</w:t>
       </w:r>
     </w:p>
     <w:p>
@@ -2168,7 +2168,7 @@
         <w:rPr>
           <w:lang w:val="pt_PT" w:bidi="pt_PT"/>
         </w:rPr>
-        <w:t xml:space="preserve"> Então Zeres e seus amigos sugeriram: "Construa uma forca com mais de vinte metros de altura e peça ao rei que Mardoqueu seja enforcado nela pela manhã. Assim você poderá ir alegremente ao banquete com o rei". Hamã achou boa a ideia e mandou construir a forca.</w:t>
+        <w:t xml:space="preserve"> Então Zeres e todos os seus amigos disseram: “Mande fazer uma forca com mais de vinte metros de altura. Pela manhã, peça ao rei que Mardoqueu seja enforcado nela. Depois você poderá ir feliz ao banquete com o rei”. Hamã gostou da sugestão e mandou construir a forca.</w:t>
       </w:r>
     </w:p>
     <w:p>
@@ -2205,7 +2205,7 @@
         <w:rPr>
           <w:lang w:val="pt_PT" w:bidi="pt_PT"/>
         </w:rPr>
-        <w:t xml:space="preserve"> Naquela mesma noite, o rei não conseguia dormir; por isso mandou buscar o registro das histórias do seu reinado e ordenou que fosse lido para ele.</w:t>
+        <w:t xml:space="preserve"> Naquela noite, o rei não conseguia dormir. Por isso mandou buscar o registro das histórias do seu reinado e ordenou que fosse lido para ele.</w:t>
       </w:r>
     </w:p>
     <w:p>
@@ -2247,7 +2247,7 @@
         <w:rPr>
           <w:lang w:val="pt_PT" w:bidi="pt_PT"/>
         </w:rPr>
-        <w:t xml:space="preserve"> "Que recompensa Mardoqueu recebeu por isso?", perguntou o rei. Os oficiais responderam: "Até agora, nada".</w:t>
+        <w:t xml:space="preserve"> "Que recompensa Mardoqueu recebeu por isso?”, perguntou o rei. Os oficiais responderam: “Até agora, nada”.</w:t>
       </w:r>
     </w:p>
     <w:p>
@@ -2268,7 +2268,7 @@
         <w:rPr>
           <w:lang w:val="pt_PT" w:bidi="pt_PT"/>
         </w:rPr>
-        <w:t xml:space="preserve"> Nesse momento, Hamã entrou no pátio externo para pedir ao rei que Mardoqueu fosse enforcado na forca que ele havia mandado construir. O rei perguntou: "Quem está no pátio?".</w:t>
+        <w:t xml:space="preserve"> Nesse momento, Hamã entrou no pátio externo para pedir ao rei que Mardoqueu fosse enforcado na forca que ele havia mandado construir. O rei perguntou: “Quem está no pátio?”.</w:t>
       </w:r>
     </w:p>
     <w:p>
@@ -2289,7 +2289,7 @@
         <w:rPr>
           <w:lang w:val="pt_PT" w:bidi="pt_PT"/>
         </w:rPr>
-        <w:t xml:space="preserve"> Os oficiais responderam: "É Hamã". O rei ordenou: "Mandem que entre".</w:t>
+        <w:t xml:space="preserve"> Os oficiais responderam: “É Hamã”. O rei ordenou: “Mandem que entre”.</w:t>
       </w:r>
     </w:p>
     <w:p>
@@ -2310,7 +2310,7 @@
         <w:rPr>
           <w:lang w:val="pt_PT" w:bidi="pt_PT"/>
         </w:rPr>
-        <w:t xml:space="preserve"> Hamã entrou, e o rei lhe perguntou: "Diga-me: o que se deve fazer para honrar alguém que o rei deseja prestigiar?". Hamã pensou consigo mesmo: “Quem mais poderia ser honrado pelo rei, senão eu?".</w:t>
+        <w:t xml:space="preserve"> Hamã entrou, e o rei lhe perguntou: “Diga-me: o que se deve fazer para honrar alguém que o rei deseja prestigiar?”. Hamã pensou consigo mesmo: “Quem o rei desejaria honrar além de mim?”.</w:t>
       </w:r>
     </w:p>
     <w:p>
@@ -2331,7 +2331,7 @@
         <w:rPr>
           <w:lang w:val="pt_PT" w:bidi="pt_PT"/>
         </w:rPr>
-        <w:t xml:space="preserve"> Hamã respondeu: "O homem que o rei deseja honrar</w:t>
+        <w:t xml:space="preserve"> Hamã respondeu: “O homem que o rei deseja honrar</w:t>
       </w:r>
     </w:p>
     <w:p>
@@ -2352,7 +2352,7 @@
         <w:rPr>
           <w:lang w:val="pt_PT" w:bidi="pt_PT"/>
         </w:rPr>
-        <w:t xml:space="preserve"> deve ser vestido com o manto real que o rei costuma usar e colocado sobre o cavalo em que o rei monta, com a insígnia real na cabeça.</w:t>
+        <w:t xml:space="preserve"> deve ser vestido com o manto real que o rei usa e colocado sobre o cavalo em que o rei monta, com a insígnia real na cabeça.</w:t>
       </w:r>
     </w:p>
     <w:p>
@@ -2373,7 +2373,7 @@
         <w:rPr>
           <w:lang w:val="pt_PT" w:bidi="pt_PT"/>
         </w:rPr>
-        <w:t xml:space="preserve"> Entreguem o manto e o cavalo a um dos oficiais mais importantes do reino, para que vista o homem que o rei deseja honrar e o conduza montado pelas ruas da cidade, proclamando em voz alta: 'Assim o rei honra o homem que ele deseja prestigiar!'".</w:t>
+        <w:t xml:space="preserve"> Ordene que entreguem o manto e o cavalo a um dos nobres mais importantes do reino, para que vista o homem que o rei deseja honrar e o conduza montado pelas ruas da cidade, proclamando em voz alta: ‘Assim é feito ao homem que o rei deseja honrar!’”.</w:t>
       </w:r>
     </w:p>
     <w:p>
@@ -2394,7 +2394,7 @@
         <w:rPr>
           <w:lang w:val="pt_PT" w:bidi="pt_PT"/>
         </w:rPr>
-        <w:t xml:space="preserve"> O rei disse a Hamã: "Vá depressa e faça exatamente como você sugeriu a Mardoqueu, que está sentado à porta do palácio. Não omita nada do que você propôs".</w:t>
+        <w:t xml:space="preserve"> O rei disse a Hamã: “Vá depressa e faça exatamente isso a Mardoqueu, que está sentado à porta do palácio real. Não deixe de fazer nada do que você sugeriu”.</w:t>
       </w:r>
     </w:p>
     <w:p>
@@ -2415,7 +2415,7 @@
         <w:rPr>
           <w:lang w:val="pt_PT" w:bidi="pt_PT"/>
         </w:rPr>
-        <w:t xml:space="preserve"> Hamã fez como o rei ordenou: vestiu Mardoqueu com o manto real, colocou-o sobre o cavalo e o conduziu pelas ruas da cidade, proclamando: "Assim o rei honra o homem que ele deseja prestigiar!".</w:t>
+        <w:t xml:space="preserve"> Hamã fez como o rei ordenou: vestiu Mardoqueu com o manto real, colocou-o sobre o cavalo e o conduziu pelas ruas da cidade, proclamando: “Assim é feito ao homem que o rei deseja honrar!”.</w:t>
       </w:r>
     </w:p>
     <w:p>
@@ -2436,7 +2436,7 @@
         <w:rPr>
           <w:lang w:val="pt_PT" w:bidi="pt_PT"/>
         </w:rPr>
-        <w:t xml:space="preserve"> Depois, Mardoqueu voltou para a porta do palácio, enquanto Hamã correu para casa, profundamente humilhado e com o rosto coberto de vergonha.</w:t>
+        <w:t xml:space="preserve"> Depois, Mardoqueu voltou para a porta do palácio, enquanto Hamã correu para casa, profundamente humilhado e com o rosto coberto.</w:t>
       </w:r>
     </w:p>
     <w:p>
@@ -2457,7 +2457,7 @@
         <w:rPr>
           <w:lang w:val="pt_PT" w:bidi="pt_PT"/>
         </w:rPr>
-        <w:t xml:space="preserve"> Ele contou à esposa Zeres e aos amigos tudo o que tinha acontecido. Eles disseram: "Visto que Mardoqueu é judeu e você já foi humilhado diante dele, não terá sucesso. Você acabará arruinado se continuar a se opor a ele".</w:t>
+        <w:t xml:space="preserve"> Ele contou à esposa Zeres e aos amigos tudo o que tinha acontecido. Eles disseram: “Como Mardoqueu é judeu e você já começou a cair diante dele, você não terá sucesso. Você certamente será derrotado”.</w:t>
       </w:r>
     </w:p>
     <w:p>
@@ -2478,7 +2478,7 @@
         <w:rPr>
           <w:lang w:val="pt_PT" w:bidi="pt_PT"/>
         </w:rPr>
-        <w:t xml:space="preserve"> Enquanto ainda conversavam, os eunucos chegaram e levaram Hamã imediatamente ao banquete que Ester havia preparado.</w:t>
+        <w:t xml:space="preserve"> Enquanto ainda conversavam, os eunucos chegaram e levaram Hamã rapidamente ao banquete que Ester havia preparado.</w:t>
       </w:r>
     </w:p>
     <w:p>
@@ -2536,7 +2536,7 @@
         <w:rPr>
           <w:lang w:val="pt_PT" w:bidi="pt_PT"/>
         </w:rPr>
-        <w:t xml:space="preserve"> No segundo dia, durante o banquete do vinho, o rei voltou a dizer à rainha: "Ester, qual é o seu pedido? Ele lhe será concedido. E o que você deseja? Ainda que seja metade do reino, será atendido".</w:t>
+        <w:t xml:space="preserve"> No segundo dia, durante o banquete do vinho, o rei voltou a dizer à rainha: “Ester, qual é o seu pedido? Ele lhe será concedido. E o que você deseja? Ainda que seja metade do reino, será atendido”.</w:t>
       </w:r>
     </w:p>
     <w:p>
@@ -2557,7 +2557,7 @@
         <w:rPr>
           <w:lang w:val="pt_PT" w:bidi="pt_PT"/>
         </w:rPr>
-        <w:t xml:space="preserve"> Então Ester respondeu: "Se encontrei favor aos olhos do rei, e se isto lhe parece adequado, que me seja concedida a vida, e também a vida do meu povo; é isso que peço.</w:t>
+        <w:t xml:space="preserve"> Então Ester respondeu: “Se encontrei favor diante do rei e se isso lhe agrada, conceda-me a minha vida e a vida do meu povo; esse é o meu pedido.</w:t>
       </w:r>
     </w:p>
     <w:p>
@@ -2578,7 +2578,7 @@
         <w:rPr>
           <w:lang w:val="pt_PT" w:bidi="pt_PT"/>
         </w:rPr>
-        <w:t xml:space="preserve"> Pois fomos vendidos, eu e o meu povo, para sermos exterminados, mortos e destruídos. Se tivéssemos sido vendidos apenas como escravos e escravas, eu me calaria, pois tal adversário não compensaria o dano causado ao rei".</w:t>
+        <w:t xml:space="preserve"> Pois fomos vendidos, eu e o meu povo, para sermos destruídos, mortos e exterminados. Se tivéssemos sido vendidos apenas como escravos e escravas, eu me calaria, pois esse adversário não seria digno de incomodar o rei”.</w:t>
       </w:r>
     </w:p>
     <w:p>
@@ -2599,7 +2599,7 @@
         <w:rPr>
           <w:lang w:val="pt_PT" w:bidi="pt_PT"/>
         </w:rPr>
-        <w:t xml:space="preserve"> O rei Assuero perguntou à rainha: "Quem é ele, e onde está, que teve a coragem de fazer isso?".</w:t>
+        <w:t xml:space="preserve"> O rei Assuero perguntou à rainha: “Quem é ele? Onde está o homem que ousou fazer isso?”.</w:t>
       </w:r>
     </w:p>
     <w:p>
@@ -2641,7 +2641,7 @@
         <w:rPr>
           <w:lang w:val="pt_PT" w:bidi="pt_PT"/>
         </w:rPr>
-        <w:t xml:space="preserve"> O rei, tomado de indignação, levantou-se do banquete do vinho e saiu para o jardim do palácio. Hamã, percebendo que o rei já havia tomado uma decisão contra ele, ficou ali para implorar à rainha Ester que lhe poupasse a vida.</w:t>
+        <w:t xml:space="preserve"> O rei, tomado de indignação, levantou-se do banquete do vinho e saiu para o jardim do palácio. Hamã, percebendo que o rei já tinha decidido contra ele, ficou para implorar à rainha Ester que lhe salvasse a vida.</w:t>
       </w:r>
     </w:p>
     <w:p>
@@ -2662,7 +2662,7 @@
         <w:rPr>
           <w:lang w:val="pt_PT" w:bidi="pt_PT"/>
         </w:rPr>
-        <w:t xml:space="preserve"> Quando retornou do jardim ao salão do banquete, o rei viu Hamã caído sobre o divã em que a rainha estava reclinada. Então disse: "Ele ainda quer forçar a rainha na minha presença, dentro da minha própria casa?". Assim que a palavra saiu da boca do rei, o rosto de Hamã foi coberto.</w:t>
+        <w:t xml:space="preserve"> Quando retornou do jardim ao salão do banquete, o rei viu Hamã caído sobre o divã em que a rainha estava reclinada. Então disse: “Ele ainda quer violentar a rainha na minha presença, dentro da minha própria casa?”. Assim que a palavra saiu da boca do rei, o rosto de Hamã foi coberto.</w:t>
       </w:r>
     </w:p>
     <w:p>
@@ -2683,7 +2683,7 @@
         <w:rPr>
           <w:lang w:val="pt_PT" w:bidi="pt_PT"/>
         </w:rPr>
-        <w:t xml:space="preserve"> Harbona, um dos eunucos que serviam diante do rei, declarou: "Também há uma forca com mais de vinte metros perto da casa de Hamã; ele a fez para Mardoqueu, que falou em defesa do rei". O rei ordenou: "Pendurem-no nela".</w:t>
+        <w:t xml:space="preserve"> Harbona, um dos eunucos que serviam diante do rei, disse: “Há também uma forca com mais de vinte metros perto da casa de Hamã. Ele a preparou para Mardoqueu, que falou em favor do rei”. O rei ordenou: “Pendurem-no nela”.</w:t>
       </w:r>
     </w:p>
     <w:p>
@@ -2704,7 +2704,7 @@
         <w:rPr>
           <w:lang w:val="pt_PT" w:bidi="pt_PT"/>
         </w:rPr>
-        <w:t xml:space="preserve"> Assim suspenderam Hamã na forca que ele havia feito para Mardoqueu; e a ira do rei se apaziguou.</w:t>
+        <w:t xml:space="preserve"> Assim enforcaram Hamã na forca que ele tinha preparado para Mardoqueu; e a ira do rei se acalmou.</w:t>
       </w:r>
     </w:p>
     <w:p>
@@ -2741,7 +2741,7 @@
         <w:rPr>
           <w:lang w:val="pt_PT" w:bidi="pt_PT"/>
         </w:rPr>
-        <w:t xml:space="preserve"> No mesmo dia, o rei Assuero entregou à rainha Ester a casa de Hamã, adversário dos judeus. Mardoqueu foi apresentado ao rei, porque Ester havia mencionado o vínculo familiar que os unia.</w:t>
+        <w:t xml:space="preserve"> No mesmo dia, o rei Assuero entregou à rainha Ester a casa de Hamã, adversário dos judeus. Mardoqueu foi apresentado ao rei, pois Ester tinha contado que ele era seu parente.</w:t>
       </w:r>
     </w:p>
     <w:p>
@@ -2762,7 +2762,7 @@
         <w:rPr>
           <w:lang w:val="pt_PT" w:bidi="pt_PT"/>
         </w:rPr>
-        <w:t xml:space="preserve"> O rei tirou o seu anel oficial, que havia tomado de Hamã, e o colocou nas mãos de Mardoqueu. E Ester o colocou como administrador de tudo o que havia sido de Hamã.</w:t>
+        <w:t xml:space="preserve"> O rei tirou o seu anel oficial, que havia tomado de Hamã, e o colocou nas mãos de Mardoqueu. Ester confiou a Mardoqueu a administração de tudo o que tinha pertencido a Hamã.</w:t>
       </w:r>
     </w:p>
     <w:p>
@@ -2783,7 +2783,7 @@
         <w:rPr>
           <w:lang w:val="pt_PT" w:bidi="pt_PT"/>
         </w:rPr>
-        <w:t xml:space="preserve"> Em seguida, Ester falou novamente diante do rei. Prostrou-se aos pés dele e, em lágrimas, suplicou que fosse removido o mal que o agagita Hamã havia planejado contra os judeus.</w:t>
+        <w:t xml:space="preserve"> Em seguida, Ester falou novamente diante do rei. Prostrou-se aos pés dele e, em lágrimas, suplicou que fosse removido o plano maligno que o agagita Hamã tinha feito contra os judeus.</w:t>
       </w:r>
     </w:p>
     <w:p>
@@ -2825,7 +2825,7 @@
         <w:rPr>
           <w:lang w:val="pt_PT" w:bidi="pt_PT"/>
         </w:rPr>
-        <w:t xml:space="preserve"> E declarou: "Se for aceitável ao rei, se obtive favor diante dele, e se esta causa lhe parece justa, para revogar os documentos redigidos pelo agagita Hamã, filho de Hamedata, nos quais ele determinou o extermínio dos judeus no reino inteiro.</w:t>
+        <w:t xml:space="preserve"> E disse: “Se for aceitável ao rei, se tenho o favor dele e se isso lhe parece correto, revogue os documentos escritos por Hamã, filho do agagita Hamedata, nos quais ele determinou o extermínio dos judeus no reino inteiro.</w:t>
       </w:r>
     </w:p>
     <w:p>
@@ -2846,7 +2846,7 @@
         <w:rPr>
           <w:lang w:val="pt_PT" w:bidi="pt_PT"/>
         </w:rPr>
-        <w:t xml:space="preserve"> Como poderei assistir ao desastre que sobrevirá ao meu povo? Como poderei contemplar a destruição dos meus parentes?".</w:t>
+        <w:t xml:space="preserve"> Como poderei assistir ao desastre que sobrevirá ao meu povo? Como poderei contemplar a destruição dos meus parentes?”.</w:t>
       </w:r>
     </w:p>
     <w:p>
@@ -2867,7 +2867,7 @@
         <w:rPr>
           <w:lang w:val="pt_PT" w:bidi="pt_PT"/>
         </w:rPr>
-        <w:t xml:space="preserve"> O rei Assuero respondeu à rainha e a Mardoqueu: "Já concedi a Ester os bens de Hamã e ordenei que ele fosse suspenso na forca, porque estendeu a mão contra os judeus.</w:t>
+        <w:t xml:space="preserve"> O rei Assuero respondeu à rainha e a Mardoqueu: “Já concedi a Ester os bens de Hamã e ordenei que ele fosse suspenso na forca, porque estendeu a mão contra os judeus.</w:t>
       </w:r>
     </w:p>
     <w:p>
@@ -2888,7 +2888,7 @@
         <w:rPr>
           <w:lang w:val="pt_PT" w:bidi="pt_PT"/>
         </w:rPr>
-        <w:t xml:space="preserve"> Portanto, redijam vocês mesmos um novo texto em favor dos judeus, em nome do rei, como considerarem adequado, e selem-no com o anel real; pois um documento escrito em nome do rei e confirmado com seu selo não pode ser anulado".</w:t>
+        <w:t xml:space="preserve"> Portanto, escrevam vocês mesmos um novo decreto em favor dos judeus, em nome do rei, como acharem melhor, e selem-no com o anel real; pois um documento escrito em nome do rei e confirmado com seu selo não pode ser anulado”.</w:t>
       </w:r>
     </w:p>
     <w:p>
@@ -2909,7 +2909,7 @@
         <w:rPr>
           <w:lang w:val="pt_PT" w:bidi="pt_PT"/>
         </w:rPr>
-        <w:t xml:space="preserve"> No vigésimo terceiro dia do terceiro mês, chamado sivã [aproximadamente maio/junho], foram convocados os escribas do rei. Eles registraram tudo o que foi determinado por Mardoqueu aos judeus, aos sátrapas, aos governadores e aos chefes das 127 províncias que iam da Índia até a Etiópia. O texto foi preparado na escrita e no idioma de cada província e povo, e igualmente na escrita e no idioma dos judeus.</w:t>
+        <w:t xml:space="preserve"> No vigésimo terceiro dia do terceiro mês, chamado sivã [aproximadamente maio/junho], os escribas do rei foram convocados. Eles escreveram tudo o que Mardoqueu ordenou aos judeus, aos sátrapas, aos governadores e aos chefes das 127 províncias, desde a Índia até a Etiópia. O texto foi preparado na escrita e no idioma de cada província e povo, e também na escrita e no idioma dos judeus.</w:t>
       </w:r>
     </w:p>
     <w:p>
@@ -2951,7 +2951,7 @@
         <w:rPr>
           <w:lang w:val="pt_PT" w:bidi="pt_PT"/>
         </w:rPr>
-        <w:t xml:space="preserve"> O teor do decreto dava aos judeus, em cada uma das cidades, autorização para se reunir e proteger a própria vida. Eles podiam destruir, matar e eliminar qualquer tropa de povo ou província que os atacasse, incluindo mulheres e crianças, e ainda tomar os bens de seus inimigos.</w:t>
+        <w:t xml:space="preserve"> O teor do decreto dava aos judeus, em cada uma das cidades, autorização para se reunir e proteger a própria vida. Eles podiam destruir, matar e eliminar qualquer grupo de pessoas ou província que os atacasse, incluindo mulheres e crianças, e também tomar os bens dos seus inimigos.</w:t>
       </w:r>
     </w:p>
     <w:p>
@@ -2993,7 +2993,7 @@
         <w:rPr>
           <w:lang w:val="pt_PT" w:bidi="pt_PT"/>
         </w:rPr>
-        <w:t xml:space="preserve"> Publicaram uma cópia do texto como lei em cada província e tornaram-na conhecida entre todos os povos, para que, naquela data, os judeus estivessem prontos para agir contra seus adversários.</w:t>
+        <w:t xml:space="preserve"> Publicaram uma cópia do texto como lei em cada província e tornaram-na conhecida entre todos os povos, para que, naquele dia, os judeus estivessem preparados para se defender de seus inimigos.</w:t>
       </w:r>
     </w:p>
     <w:p>
@@ -3014,7 +3014,7 @@
         <w:rPr>
           <w:lang w:val="pt_PT" w:bidi="pt_PT"/>
         </w:rPr>
-        <w:t xml:space="preserve"> Os mensageiros saíram sem demora, montados nos cavalos do rei e motivados pela ordem real. Proclamou-se também o decreto na fortaleza de Susã.</w:t>
+        <w:t xml:space="preserve"> Os mensageiros saíram sem demora, montados nos cavalos do rei e apressados pela ordem do rei. Proclamou-se também o decreto na fortaleza de Susã.</w:t>
       </w:r>
     </w:p>
     <w:p>
@@ -3035,7 +3035,7 @@
         <w:rPr>
           <w:lang w:val="pt_PT" w:bidi="pt_PT"/>
         </w:rPr>
-        <w:t xml:space="preserve"> Mardoqueu, vestido com trajes oficiais azul e branco e trazendo uma grande coroa de ouro e um manto de linho fino tingido de púrpura, saiu da presença do rei. A cidade de Susã irrompeu em celebração.</w:t>
+        <w:t xml:space="preserve"> Mardoqueu, vestido com roupas reais, em azul e branco, e com uma grande coroa de ouro e um manto de linho fino tingido de púrpura, saiu da presença do rei. A cidade de Susã se encheu de alegria.</w:t>
       </w:r>
     </w:p>
     <w:p>
@@ -3077,7 +3077,7 @@
         <w:rPr>
           <w:lang w:val="pt_PT" w:bidi="pt_PT"/>
         </w:rPr>
-        <w:t xml:space="preserve"> Em cada província e em cada cidade aonde o decreto do rei chegava, havia entre os judeus festa e contentamento, com banquetes e dias festivos. E muitos dentre os povos da terra passaram a identificar-se como judeus, porque o temor dos judeus havia caído sobre todos.</w:t>
+        <w:t xml:space="preserve"> Em cada província e em cada cidade aonde o decreto do rei chegava, havia entre os judeus festa e contentamento, com banquetes e dias festivos. E muitos entre os povos da terra se tornaram judeus, porque o temor dos judeus havia caído sobre todos.</w:t>
       </w:r>
     </w:p>
     <w:p>
@@ -3135,7 +3135,7 @@
         <w:rPr>
           <w:lang w:val="pt_PT" w:bidi="pt_PT"/>
         </w:rPr>
-        <w:t xml:space="preserve"> Em suas cidades por todo o reino do rei Assuero, os judeus reuniram-se para atacar os que procuravam destruí-los. Ninguém podia resistir-lhes, pois todos os povos temiam os judeus.</w:t>
+        <w:t xml:space="preserve"> Em suas cidades, por todo o reino de Assuero, os judeus se reuniram para se defender dos que queriam destruí-los. Ninguém podia resistir-lhes, pois todos os povos temiam os judeus.</w:t>
       </w:r>
     </w:p>
     <w:p>
@@ -3156,7 +3156,7 @@
         <w:rPr>
           <w:lang w:val="pt_PT" w:bidi="pt_PT"/>
         </w:rPr>
-        <w:t xml:space="preserve"> Até os nobres das províncias, os sátrapas, os governadores e os administradores do rei apoiaram os judeus, porque o temor de Mardoqueu caiu sobre eles.</w:t>
+        <w:t xml:space="preserve"> Até os nobres das províncias, os sátrapas, os governadores e os administradores do rei apoiaram os judeus, porque eles tinham medo de Mardoqueu.</w:t>
       </w:r>
     </w:p>
     <w:p>
@@ -3177,7 +3177,7 @@
         <w:rPr>
           <w:lang w:val="pt_PT" w:bidi="pt_PT"/>
         </w:rPr>
-        <w:t xml:space="preserve"> Mardoqueu desfrutava de grande prestígio no palácio; sua fama se espalhou por todo o império, e seu poder só aumentava.</w:t>
+        <w:t xml:space="preserve"> Mardoqueu desfrutava de grande prestígio no palácio. Sua fama se espalhou por todo o império, e seu poder só aumentava.</w:t>
       </w:r>
     </w:p>
     <w:p>
@@ -3198,7 +3198,7 @@
         <w:rPr>
           <w:lang w:val="pt_PT" w:bidi="pt_PT"/>
         </w:rPr>
-        <w:t xml:space="preserve"> Os judeus derrotaram todos os seus inimigos à espada, destruindo-os e eliminando-os completamente.</w:t>
+        <w:t xml:space="preserve"> Os judeus derrotaram todos os seus inimigos à espada, destruindo-os completamente.</w:t>
       </w:r>
     </w:p>
     <w:p>
@@ -3303,7 +3303,7 @@
         <w:rPr>
           <w:lang w:val="pt_PT" w:bidi="pt_PT"/>
         </w:rPr>
-        <w:t xml:space="preserve"> os dez filhos de Hamã, filho de Hamedata, inimigo dos judeus. Contudo, não tomaram nenhum dos bens deles.</w:t>
+        <w:t xml:space="preserve"> os dez filhos de Hamã, filho de Hamedata, inimigo dos judeus. Mas não tomaram os bens deles.</w:t>
       </w:r>
     </w:p>
     <w:p>
@@ -3324,7 +3324,7 @@
         <w:rPr>
           <w:lang w:val="pt_PT" w:bidi="pt_PT"/>
         </w:rPr>
-        <w:t xml:space="preserve"> Naquele mesmo dia, o rei foi informado do número de mortos em Susã.</w:t>
+        <w:t xml:space="preserve"> Naquele mesmo dia, o rei foi informado do número de mortos na cidade de Susã.</w:t>
       </w:r>
     </w:p>
     <w:p>
@@ -3345,7 +3345,7 @@
         <w:rPr>
           <w:lang w:val="pt_PT" w:bidi="pt_PT"/>
         </w:rPr>
-        <w:t xml:space="preserve"> Ele perguntou a Ester: "Em Susã, os judeus mataram quinhentos homens e os dez filhos de Hamã. O que será que fizeram nas outras províncias? Qual é o seu pedido agora? Será concedido".</w:t>
+        <w:t xml:space="preserve"> Ele perguntou a Ester: “Em Susã, os judeus mataram quinhentos homens e os dez filhos de Hamã. O que será que fizeram nas outras províncias? Qual é o seu pedido agora? Será concedido”.</w:t>
       </w:r>
     </w:p>
     <w:p>
@@ -3366,7 +3366,7 @@
         <w:rPr>
           <w:lang w:val="pt_PT" w:bidi="pt_PT"/>
         </w:rPr>
-        <w:t xml:space="preserve"> A rainha respondeu: "Se parecer bem ao rei, conceda aos judeus de Susã permissão para repetir amanhã a ação de hoje e que os corpos dos dez filhos de Hamã sejam pendurados nas forcas".</w:t>
+        <w:t xml:space="preserve"> A rainha respondeu: “Se parecer bem ao rei, permita aos judeus de Susã continuar a se defender também no dia seguinte e que os corpos dos dez filhos de Hamã sejam expostos nas forcas”.</w:t>
       </w:r>
     </w:p>
     <w:p>
@@ -3408,7 +3408,7 @@
         <w:rPr>
           <w:lang w:val="pt_PT" w:bidi="pt_PT"/>
         </w:rPr>
-        <w:t xml:space="preserve"> No dia seguinte, o décimo quarto do mês de adar, os judeus de Susã mataram mais trezentos inimigos, sem se apropriar de seus bens.</w:t>
+        <w:t xml:space="preserve"> No dia seguinte, o décimo quarto do mês de adar, os judeus de Susã mataram mais trezentos inimigos, sem tomar os seus bens.</w:t>
       </w:r>
     </w:p>
     <w:p>
@@ -3429,7 +3429,7 @@
         <w:rPr>
           <w:lang w:val="pt_PT" w:bidi="pt_PT"/>
         </w:rPr>
-        <w:t xml:space="preserve"> Nos outros territórios do império, os judeus também se reuniram para defender a própria vida. Mataram 75 mil inimigos, sem tomar nenhum despojo.</w:t>
+        <w:t xml:space="preserve"> Nos outros territórios do império, os judeus também se reuniram para defender a própria vida. Mataram 75 mil pessoas que os atacaram, mas não tomaram nenhum despojo.</w:t>
       </w:r>
     </w:p>
     <w:p>
@@ -3471,7 +3471,7 @@
         <w:rPr>
           <w:lang w:val="pt_PT" w:bidi="pt_PT"/>
         </w:rPr>
-        <w:t xml:space="preserve"> Em Susã, porém, a celebração se estendeu até o décimo quinto dia, que foi dedicado à festa e ao descanso.</w:t>
+        <w:t xml:space="preserve"> Em Susã, porém, a celebração continuou até o décimo quinto dia, que foi dia de festa e descanso.</w:t>
       </w:r>
     </w:p>
     <w:p>
@@ -3492,7 +3492,7 @@
         <w:rPr>
           <w:lang w:val="pt_PT" w:bidi="pt_PT"/>
         </w:rPr>
-        <w:t xml:space="preserve"> Por essa razão, os judeus que viviam em vilas e povoados celebram o décimo quarto dia do mês de adar com banquetes, alegria e troca de presentes.</w:t>
+        <w:t xml:space="preserve"> Por essa razão, os judeus que vivem em vilas e povoados celebram o décimo quarto dia do mês de adar com banquetes, alegria e troca de presentes.</w:t>
       </w:r>
     </w:p>
     <w:p>
@@ -3555,7 +3555,7 @@
         <w:rPr>
           <w:lang w:val="pt_PT" w:bidi="pt_PT"/>
         </w:rPr>
-        <w:t xml:space="preserve"> e comemorassem com alegria, banquetes, troca de presentes e auxílio aos pobres, lembrando que foram os dias em que tiveram descanso de seus inimigos e o mês que se transformou para eles de tristeza em alegria e de luto em dia de festa.</w:t>
+        <w:t xml:space="preserve"> e comemorassem com alegria, banquetes, troca de presentes e auxílio aos pobres, lembrando que foram os dias em que tiveram descanso de seus inimigos e o mês que transformou para eles tristeza em alegria e luto em dia de festa.</w:t>
       </w:r>
     </w:p>
     <w:p>
@@ -3597,7 +3597,7 @@
         <w:rPr>
           <w:lang w:val="pt_PT" w:bidi="pt_PT"/>
         </w:rPr>
-        <w:t xml:space="preserve"> O agagita Hamã, filho de Hamedata, inimigo dos judeus, havia planejado destruí-los e lançado sortes ("pur") para definir o dia do ataque.</w:t>
+        <w:t xml:space="preserve"> O agagita Hamã, filho de Hamedata, inimigo dos judeus, havia planejado destruí-los e lançado sortes (”pur”) para definir o dia do ataque.</w:t>
       </w:r>
     </w:p>
     <w:p>
@@ -3618,7 +3618,7 @@
         <w:rPr>
           <w:lang w:val="pt_PT" w:bidi="pt_PT"/>
         </w:rPr>
-        <w:t xml:space="preserve"> Quando Ester informou o rei, ele determinou que o mal de Hamã recaísse sobre ele e seus filhos, que foram enforcados.</w:t>
+        <w:t xml:space="preserve"> Quando Ester informou o rei, ele determinou que o plano de Hamã recaísse sobre ele e seus filhos, que foram enforcados.</w:t>
       </w:r>
     </w:p>
     <w:p>
@@ -3660,7 +3660,7 @@
         <w:rPr>
           <w:lang w:val="pt_PT" w:bidi="pt_PT"/>
         </w:rPr>
-        <w:t xml:space="preserve"> os judeus decidiram que eles, seus descendentes e todos os que se tornassem judeus comemorariam anualmente esses dois dias.</w:t>
+        <w:t xml:space="preserve"> os judeus decidiram que eles, seus descendentes e todos os que se juntassem ao povo judeu comemorariam anualmente esses dois dias.</w:t>
       </w:r>
     </w:p>
     <w:p>
@@ -3744,7 +3744,7 @@
         <w:rPr>
           <w:lang w:val="pt_PT" w:bidi="pt_PT"/>
         </w:rPr>
-        <w:t xml:space="preserve"> Confirmaram a data da comemoração, seguindo o decreto de Mardoqueu e Ester, incluindo jejum e lamento, conforme haviam ordenado.</w:t>
+        <w:t xml:space="preserve"> Confirmaram a data da comemoração, seguindo o decreto de Mardoqueu e Ester, incluindo jejum e lamento, como haviam determinado.</w:t>
       </w:r>
     </w:p>
     <w:p>
@@ -3765,7 +3765,7 @@
         <w:rPr>
           <w:lang w:val="pt_PT" w:bidi="pt_PT"/>
         </w:rPr>
-        <w:t xml:space="preserve"> O decreto de Ester consolidou as regras da Festa de Purim e foi registrado oficialmente nos livros do reino.</w:t>
+        <w:t xml:space="preserve"> O decreto de Ester confirmou as regras da Festa de Purim e foi registrado oficialmente nos livros do reino.</w:t>
       </w:r>
     </w:p>
     <w:p>
@@ -3802,7 +3802,7 @@
         <w:rPr>
           <w:lang w:val="pt_PT" w:bidi="pt_PT"/>
         </w:rPr>
-        <w:t xml:space="preserve"> Depois desses acontecimentos, o rei Assuero impôs tributo sobre toda a terra e também sobre as ilhas do mar.</w:t>
+        <w:t xml:space="preserve"> Depois desses acontecimentos, o rei Assuero impôs tributos sobre toda a terra e também sobre as ilhas do mar.</w:t>
       </w:r>
     </w:p>
     <w:p>
@@ -3823,7 +3823,7 @@
         <w:rPr>
           <w:lang w:val="pt_PT" w:bidi="pt_PT"/>
         </w:rPr>
-        <w:t xml:space="preserve"> Todos os atos de seu poder e de sua força, e o relato completo da grandeza de Mardoqueu, a quem o rei engrandeceu, estão registrados no Livro da História dos Reis da Média e da Pérsia.</w:t>
+        <w:t xml:space="preserve"> Todos os atos do seu poder e da sua força, e o relato completo da grandeza de Mardoqueu, a quem o rei havia exaltado, estão registrados no Livro da História dos Reis da Média e da Pérsia.</w:t>
       </w:r>
     </w:p>
     <w:p>
@@ -3844,7 +3844,7 @@
         <w:rPr>
           <w:lang w:val="pt_PT" w:bidi="pt_PT"/>
         </w:rPr>
-        <w:t xml:space="preserve"> O judeu Mardoqueu era o segundo depois do rei Assuero. Era grande entre os judeus e estimado pela maioria de seus irmãos, pois buscava o bem do seu povo e promovia a paz para toda a sua descendência.</w:t>
+        <w:t xml:space="preserve"> O judeu Mardoqueu ocupava o segundo lugar depois do rei Assuero. Era respeitado entre os judeus e amado por muitos de seus irmãos, pois buscava o bem do seu povo e promovia a paz para toda a sua descendência.</w:t>
       </w:r>
     </w:p>
     <w:sectPr>
